--- a/Mike Zanochuev, Data Science.docx
+++ b/Mike Zanochuev, Data Science.docx
@@ -89,14 +89,45 @@
         </w:rPr>
         <w:t xml:space="preserve">E-mail: </w:t>
       </w:r>
-      <w:r>
-        <w:rPr>
-          <w:color w:val="4A5859"/>
-          <w:sz w:val="18"/>
-          <w:szCs w:val="18"/>
-          <w:lang w:val="en-US"/>
-        </w:rPr>
-        <w:t>mzanochuev@mail.ru</w:t>
+      <w:hyperlink r:id="rId5" w:history="1">
+        <w:r>
+          <w:rPr>
+            <w:rStyle w:val="Hyperlink"/>
+            <w:sz w:val="18"/>
+            <w:szCs w:val="18"/>
+            <w:lang w:val="en-US"/>
+          </w:rPr>
+          <w:t>mzanochuev@mail.ru</w:t>
+        </w:r>
+      </w:hyperlink>
+      <w:r>
+        <w:rPr>
+          <w:color w:val="4A5859"/>
+          <w:sz w:val="18"/>
+          <w:szCs w:val="18"/>
+          <w:lang w:val="en-US"/>
+        </w:rPr>
+        <w:t xml:space="preserve"> / </w:t>
+      </w:r>
+      <w:hyperlink r:id="rId6" w:history="1">
+        <w:r>
+          <w:rPr>
+            <w:rStyle w:val="Hyperlink"/>
+            <w:sz w:val="18"/>
+            <w:szCs w:val="18"/>
+            <w:lang w:val="en-US"/>
+          </w:rPr>
+          <w:t>mikezanochuev@gmail.com</w:t>
+        </w:r>
+      </w:hyperlink>
+      <w:r>
+        <w:rPr>
+          <w:color w:val="4A5859"/>
+          <w:sz w:val="18"/>
+          <w:szCs w:val="18"/>
+          <w:lang w:val="en-US"/>
+        </w:rPr>
+        <w:t xml:space="preserve"> </w:t>
       </w:r>
     </w:p>
     <w:p>
@@ -199,44 +230,9 @@
           <w:color w:val="4A5859"/>
           <w:sz w:val="18"/>
           <w:szCs w:val="18"/>
-        </w:rPr>
-        <w:t>Живу</w:t>
-      </w:r>
-      <w:r>
-        <w:rPr>
-          <w:color w:val="4A5859"/>
-          <w:sz w:val="18"/>
-          <w:szCs w:val="18"/>
-          <w:lang w:val="ru-RU"/>
-        </w:rPr>
-        <w:t xml:space="preserve"> </w:t>
-      </w:r>
-      <w:r>
-        <w:rPr>
-          <w:color w:val="4A5859"/>
-          <w:sz w:val="18"/>
-          <w:szCs w:val="18"/>
-          <w:lang w:val="ru-RU"/>
-        </w:rPr>
-        <w:t xml:space="preserve">в </w:t>
-      </w:r>
-      <w:r>
-        <w:rPr>
-          <w:color w:val="4A5859"/>
-          <w:sz w:val="18"/>
-          <w:szCs w:val="18"/>
-          <w:lang w:val="ru-RU"/>
-        </w:rPr>
-        <w:t>Москве</w:t>
-      </w:r>
-      <w:r>
-        <w:rPr>
-          <w:color w:val="4A5859"/>
-          <w:sz w:val="18"/>
-          <w:szCs w:val="18"/>
-          <w:lang w:val="ru-RU"/>
-        </w:rPr>
-        <w:t>.</w:t>
+          <w:lang w:val="ru-RU"/>
+        </w:rPr>
+        <w:t>Москва</w:t>
       </w:r>
     </w:p>
     <w:p>
@@ -284,96 +280,25 @@
           <w:szCs w:val="18"/>
           <w:lang w:val="ru-RU"/>
         </w:rPr>
-        <w:t xml:space="preserve">Начинающий Data Scientist </w:t>
-      </w:r>
-      <w:r>
-        <w:rPr>
-          <w:color w:val="4A5859"/>
-          <w:sz w:val="18"/>
-          <w:szCs w:val="18"/>
-          <w:lang w:val="ru-RU"/>
-        </w:rPr>
-        <w:t>с сильной математической базой 5</w:t>
-      </w:r>
-      <w:r>
-        <w:rPr>
-          <w:color w:val="4A5859"/>
-          <w:sz w:val="18"/>
-          <w:szCs w:val="18"/>
-          <w:lang w:val="ru-RU"/>
-        </w:rPr>
-        <w:t xml:space="preserve"> курс МГТУ им. Баумана). Имею опыт работы с </w:t>
-      </w:r>
-      <w:r>
-        <w:rPr>
-          <w:b/>
-          <w:bCs/>
-          <w:color w:val="4A5859"/>
-          <w:sz w:val="18"/>
-          <w:szCs w:val="18"/>
-          <w:lang w:val="ru-RU"/>
-        </w:rPr>
-        <w:t>Python</w:t>
-      </w:r>
-      <w:r>
-        <w:rPr>
-          <w:color w:val="4A5859"/>
-          <w:sz w:val="18"/>
-          <w:szCs w:val="18"/>
-          <w:lang w:val="ru-RU"/>
-        </w:rPr>
-        <w:t>, аналитикой данных и машинным обучением</w:t>
-      </w:r>
-      <w:r>
-        <w:t xml:space="preserve"> </w:t>
-      </w:r>
-      <w:r>
-        <w:rPr>
-          <w:color w:val="4A5859"/>
-          <w:sz w:val="18"/>
-          <w:szCs w:val="18"/>
-          <w:lang w:val="ru-RU"/>
-        </w:rPr>
-        <w:t>и BI-инструментами</w:t>
-      </w:r>
-      <w:r>
-        <w:rPr>
-          <w:color w:val="4A5859"/>
-          <w:sz w:val="18"/>
-          <w:szCs w:val="18"/>
-          <w:lang w:val="ru-RU"/>
-        </w:rPr>
-        <w:t>. Хочу развиваться в области Data Science и применять математику и код для решения бизнес-задач.</w:t>
-      </w:r>
-      <w:r>
-        <w:t xml:space="preserve"> </w:t>
-      </w:r>
-      <w:r>
-        <w:rPr>
-          <w:color w:val="4A5859"/>
-          <w:sz w:val="18"/>
-          <w:szCs w:val="18"/>
-          <w:lang w:val="ru-RU"/>
-        </w:rPr>
-        <w:t>В прошлом — профессиональный футболист, КМС. Свободное время активно провожу в спорте (футбол, теннис, тренажёрный зал)</w:t>
-      </w:r>
-      <w:r>
-        <w:rPr>
-          <w:color w:val="4A5859"/>
-          <w:sz w:val="18"/>
-          <w:szCs w:val="18"/>
-          <w:lang w:val="ru-RU"/>
-        </w:rPr>
-        <w:t xml:space="preserve">. </w:t>
-      </w:r>
-      <w:r>
-        <w:rPr>
-          <w:color w:val="4A5859"/>
-          <w:sz w:val="18"/>
-          <w:szCs w:val="18"/>
-          <w:lang w:val="ru-RU"/>
-        </w:rPr>
-        <w:t>Дисциплина, командная работа и стрессоустойчивость — мои сильные стороны.</w:t>
+        <w:t>Data Analyst / ML Engineer с математической базой (МГТУ им. Баумана, окончил в 2</w:t>
+      </w:r>
+      <w:r>
+        <w:rPr>
+          <w:color w:val="4A5859"/>
+          <w:sz w:val="18"/>
+          <w:szCs w:val="18"/>
+          <w:lang w:val="ru-RU"/>
+        </w:rPr>
+        <w:t>024</w:t>
+      </w:r>
+      <w:r>
+        <w:rPr>
+          <w:color w:val="4A5859"/>
+          <w:sz w:val="18"/>
+          <w:szCs w:val="18"/>
+          <w:lang w:val="ru-RU"/>
+        </w:rPr>
+        <w:t>) и 4+ годами коммерческого опыта в аналитике и машинном обучении. Работал с Python, SQL, Oracle, dbt, BI-инструментами. Строил пайплайны признаков, автоматизировал расчёт ML-метрик, интегрировал результаты моделей в отчётность. В прошлом — профессиональный футболист, КМС. Дисциплина, командная работа и стрессоустойчивость — мои сильные стороны.</w:t>
       </w:r>
     </w:p>
     <w:p>
@@ -694,7 +619,7 @@
           <w:color w:val="4A5859"/>
           <w:sz w:val="18"/>
           <w:szCs w:val="18"/>
-          <w:lang w:val="en-US"/>
+          <w:lang w:val="ru-RU"/>
         </w:rPr>
         <w:t xml:space="preserve">      </w:t>
       </w:r>
@@ -1341,7 +1266,17 @@
           <w:szCs w:val="18"/>
           <w:lang w:val="ru-RU"/>
         </w:rPr>
-        <w:t>2023</w:t>
+        <w:t>202</w:t>
+      </w:r>
+      <w:r>
+        <w:rPr>
+          <w:b/>
+          <w:color w:val="4A5859"/>
+          <w:sz w:val="18"/>
+          <w:szCs w:val="18"/>
+          <w:lang w:val="ru-RU"/>
+        </w:rPr>
+        <w:t>2</w:t>
       </w:r>
       <w:r>
         <w:rPr>
@@ -1360,15 +1295,61 @@
           <w:szCs w:val="18"/>
           <w:lang w:val="ru-RU"/>
         </w:rPr>
-        <w:t>Март, 2024</w:t>
-      </w:r>
-    </w:p>
-    <w:p>
-      <w:pPr>
-        <w:rPr>
-          <w:color w:val="4A5859"/>
-          <w:sz w:val="18"/>
-          <w:szCs w:val="18"/>
+        <w:t>Март, 2023</w:t>
+      </w:r>
+    </w:p>
+    <w:p>
+      <w:pPr>
+        <w:ind w:left="300"/>
+        <w:rPr>
+          <w:b/>
+          <w:color w:val="4A5859"/>
+          <w:sz w:val="18"/>
+          <w:szCs w:val="18"/>
+          <w:lang w:val="ru-RU"/>
+        </w:rPr>
+      </w:pPr>
+      <w:r>
+        <w:rPr>
+          <w:color w:val="4A5859"/>
+          <w:sz w:val="18"/>
+          <w:szCs w:val="18"/>
+        </w:rPr>
+        <w:t xml:space="preserve">- </w:t>
+      </w:r>
+      <w:r>
+        <w:rPr>
+          <w:color w:val="4A5859"/>
+          <w:sz w:val="18"/>
+          <w:szCs w:val="18"/>
+        </w:rPr>
+        <w:t xml:space="preserve">Перенёс вычисления и агрегаты с Qlik Sense на SQL (Trino) — </w:t>
+      </w:r>
+      <w:r>
+        <w:rPr>
+          <w:color w:val="4A5859"/>
+          <w:sz w:val="18"/>
+          <w:szCs w:val="18"/>
+          <w:lang w:val="ru-RU"/>
+        </w:rPr>
+        <w:t>7</w:t>
+      </w:r>
+      <w:r>
+        <w:rPr>
+          <w:color w:val="4A5859"/>
+          <w:sz w:val="18"/>
+          <w:szCs w:val="18"/>
+        </w:rPr>
+        <w:t xml:space="preserve"> отчётов, из них 2 крупных со сложной логикой</w:t>
+      </w:r>
+    </w:p>
+    <w:p>
+      <w:pPr>
+        <w:rPr>
+          <w:color w:val="4A5859"/>
+          <w:sz w:val="18"/>
+          <w:szCs w:val="18"/>
+          <w:lang w:val="ru-RU"/>
         </w:rPr>
       </w:pPr>
       <w:r>
@@ -1395,7 +1376,7 @@
           <w:szCs w:val="18"/>
           <w:lang w:val="ru-RU"/>
         </w:rPr>
-        <w:t>Миграция бизнес-логики: перенос вычислений и агрегатов с Qlik Sense на SQL (Trino)</w:t>
+        <w:t>Перевёл 8 отчётов с прототипами в dbt-пайплайны с моделями и тестами</w:t>
       </w:r>
     </w:p>
     <w:p>
@@ -1431,25 +1412,98 @@
           <w:szCs w:val="18"/>
           <w:lang w:val="ru-RU"/>
         </w:rPr>
-        <w:t xml:space="preserve">Реализация и оптимизация </w:t>
-      </w:r>
-      <w:r>
-        <w:rPr>
-          <w:color w:val="4A5859"/>
-          <w:sz w:val="18"/>
-          <w:szCs w:val="18"/>
-          <w:lang w:val="ru-RU"/>
-        </w:rPr>
-        <w:t>SQL-витрин с маркетинговыми метриками</w:t>
-      </w:r>
-    </w:p>
-    <w:p>
-      <w:pPr>
-        <w:rPr>
-          <w:b/>
-          <w:color w:val="4A5859"/>
-          <w:sz w:val="18"/>
-          <w:szCs w:val="18"/>
+        <w:t xml:space="preserve">Подготовил документацию S2T для </w:t>
+      </w:r>
+      <w:r>
+        <w:rPr>
+          <w:color w:val="4A5859"/>
+          <w:sz w:val="18"/>
+          <w:szCs w:val="18"/>
+          <w:lang w:val="ru-RU"/>
+        </w:rPr>
+        <w:t>10</w:t>
+      </w:r>
+      <w:r>
+        <w:rPr>
+          <w:color w:val="4A5859"/>
+          <w:sz w:val="18"/>
+          <w:szCs w:val="18"/>
+          <w:lang w:val="ru-RU"/>
+        </w:rPr>
+        <w:t xml:space="preserve"> отчётов</w:t>
+      </w:r>
+      <w:r>
+        <w:rPr>
+          <w:color w:val="4A5859"/>
+          <w:sz w:val="18"/>
+          <w:szCs w:val="18"/>
+          <w:lang w:val="ru-RU"/>
+        </w:rPr>
+        <w:t xml:space="preserve"> </w:t>
+      </w:r>
+    </w:p>
+    <w:p>
+      <w:pPr>
+        <w:ind w:left="300"/>
+        <w:rPr>
+          <w:b/>
+          <w:color w:val="4A5859"/>
+          <w:sz w:val="18"/>
+          <w:szCs w:val="18"/>
+          <w:lang w:val="ru-RU"/>
+        </w:rPr>
+      </w:pPr>
+      <w:r>
+        <w:rPr>
+          <w:color w:val="4A5859"/>
+          <w:sz w:val="18"/>
+          <w:szCs w:val="18"/>
+        </w:rPr>
+        <w:t xml:space="preserve">- </w:t>
+      </w:r>
+      <w:r>
+        <w:rPr>
+          <w:color w:val="4A5859"/>
+          <w:sz w:val="18"/>
+          <w:szCs w:val="18"/>
+          <w:lang w:val="ru-RU"/>
+        </w:rPr>
+        <w:t>Оптимизировал SQL-витрины — добавил партиционирование, индексы, переписал тяжёлые JO</w:t>
+      </w:r>
+      <w:r>
+        <w:rPr>
+          <w:color w:val="4A5859"/>
+          <w:sz w:val="18"/>
+          <w:szCs w:val="18"/>
+          <w:lang w:val="ru-RU"/>
+        </w:rPr>
+        <w:t>IN'ы</w:t>
+      </w:r>
+      <w:r>
+        <w:rPr>
+          <w:color w:val="4A5859"/>
+          <w:sz w:val="18"/>
+          <w:szCs w:val="18"/>
+        </w:rPr>
+        <w:t xml:space="preserve"> </w:t>
+      </w:r>
+      <w:r>
+        <w:rPr>
+          <w:color w:val="4A5859"/>
+          <w:sz w:val="18"/>
+          <w:szCs w:val="18"/>
+          <w:lang w:val="ru-RU"/>
+        </w:rPr>
+        <w:t>и агрегации</w:t>
+      </w:r>
+    </w:p>
+    <w:p>
+      <w:pPr>
+        <w:rPr>
+          <w:color w:val="4A5859"/>
+          <w:sz w:val="18"/>
+          <w:szCs w:val="18"/>
+          <w:lang w:val="ru-RU"/>
         </w:rPr>
       </w:pPr>
       <w:r>
@@ -1476,123 +1530,25 @@
           <w:szCs w:val="18"/>
           <w:lang w:val="ru-RU"/>
         </w:rPr>
-        <w:t>Подготовка документации (S2T: source-to-target)</w:t>
-      </w:r>
-      <w:r>
-        <w:rPr>
-          <w:color w:val="4A5859"/>
-          <w:sz w:val="18"/>
-          <w:szCs w:val="18"/>
-          <w:lang w:val="ru-RU"/>
-        </w:rPr>
-        <w:t xml:space="preserve"> </w:t>
-      </w:r>
-    </w:p>
-    <w:p>
-      <w:pPr>
-        <w:rPr>
-          <w:color w:val="4A5859"/>
-          <w:sz w:val="18"/>
-          <w:szCs w:val="18"/>
-        </w:rPr>
-      </w:pPr>
-      <w:r>
-        <w:rPr>
-          <w:color w:val="4A5859"/>
-          <w:sz w:val="18"/>
-          <w:szCs w:val="18"/>
-          <w:lang w:val="ru-RU"/>
-        </w:rPr>
-        <w:t xml:space="preserve">      </w:t>
-      </w:r>
-      <w:r>
-        <w:rPr>
-          <w:color w:val="4A5859"/>
-          <w:sz w:val="18"/>
-          <w:szCs w:val="18"/>
-        </w:rPr>
-        <w:t xml:space="preserve">- </w:t>
-      </w:r>
-      <w:r>
-        <w:rPr>
-          <w:color w:val="4A5859"/>
-          <w:sz w:val="18"/>
-          <w:szCs w:val="18"/>
-          <w:lang w:val="ru-RU"/>
-        </w:rPr>
-        <w:t>Перевод прототипов в dbt-пайплайны, создание моделей и тестов</w:t>
-      </w:r>
-    </w:p>
-    <w:p>
-      <w:pPr>
-        <w:rPr>
-          <w:color w:val="4A5859"/>
-          <w:sz w:val="18"/>
-          <w:szCs w:val="18"/>
-          <w:lang w:val="ru-RU"/>
-        </w:rPr>
-      </w:pPr>
-      <w:r>
-        <w:rPr>
-          <w:color w:val="4A5859"/>
-          <w:sz w:val="18"/>
-          <w:szCs w:val="18"/>
-          <w:lang w:val="ru-RU"/>
-        </w:rPr>
-        <w:t xml:space="preserve">      </w:t>
-      </w:r>
-      <w:r>
-        <w:rPr>
-          <w:color w:val="4A5859"/>
-          <w:sz w:val="18"/>
-          <w:szCs w:val="18"/>
-        </w:rPr>
-        <w:t xml:space="preserve">- </w:t>
-      </w:r>
-      <w:r>
-        <w:rPr>
-          <w:color w:val="4A5859"/>
-          <w:sz w:val="18"/>
-          <w:szCs w:val="18"/>
-          <w:lang w:val="ru-RU"/>
-        </w:rPr>
-        <w:t>Тестирование, верификация и ревью итоговых SQL-запросов</w:t>
-      </w:r>
-    </w:p>
-    <w:p>
-      <w:pPr>
-        <w:rPr>
-          <w:color w:val="4A5859"/>
-          <w:sz w:val="18"/>
-          <w:szCs w:val="18"/>
-          <w:lang w:val="ru-RU"/>
-        </w:rPr>
-      </w:pPr>
-      <w:r>
-        <w:rPr>
-          <w:color w:val="4A5859"/>
-          <w:sz w:val="18"/>
-          <w:szCs w:val="18"/>
-          <w:lang w:val="ru-RU"/>
-        </w:rPr>
-        <w:t xml:space="preserve">      </w:t>
-      </w:r>
-      <w:r>
-        <w:rPr>
-          <w:color w:val="4A5859"/>
-          <w:sz w:val="18"/>
-          <w:szCs w:val="18"/>
-        </w:rPr>
-        <w:t xml:space="preserve">- </w:t>
-      </w:r>
-      <w:r>
-        <w:rPr>
-          <w:color w:val="4A5859"/>
-          <w:sz w:val="18"/>
-          <w:szCs w:val="18"/>
-          <w:lang w:val="ru-RU"/>
-        </w:rPr>
-        <w:t>Взаимодействие с заказчиками: сбор требований и презентация результатов</w:t>
+        <w:t xml:space="preserve">Собрал требования с заказчиков и презентовал результаты по </w:t>
+      </w:r>
+      <w:r>
+        <w:rPr>
+          <w:color w:val="4A5859"/>
+          <w:sz w:val="18"/>
+          <w:szCs w:val="18"/>
+          <w:lang w:val="ru-RU"/>
+        </w:rPr>
+        <w:t>двум</w:t>
+      </w:r>
+      <w:r>
+        <w:rPr>
+          <w:color w:val="4A5859"/>
+          <w:sz w:val="18"/>
+          <w:szCs w:val="18"/>
+          <w:lang w:val="ru-RU"/>
+        </w:rPr>
+        <w:t xml:space="preserve"> отчёту.</w:t>
       </w:r>
     </w:p>
     <w:p>
@@ -1620,7 +1576,25 @@
           <w:szCs w:val="18"/>
           <w:lang w:val="ru-RU"/>
         </w:rPr>
-        <w:t>Работа с дашбордами в AW, поддержка визуализации ключевых метрик</w:t>
+        <w:t xml:space="preserve">Обновлял и поддерживал </w:t>
+      </w:r>
+      <w:r>
+        <w:rPr>
+          <w:color w:val="4A5859"/>
+          <w:sz w:val="18"/>
+          <w:szCs w:val="18"/>
+          <w:lang w:val="ru-RU"/>
+        </w:rPr>
+        <w:t>8 дашбордов</w:t>
+      </w:r>
+      <w:r>
+        <w:rPr>
+          <w:color w:val="4A5859"/>
+          <w:sz w:val="18"/>
+          <w:szCs w:val="18"/>
+          <w:lang w:val="ru-RU"/>
+        </w:rPr>
+        <w:t xml:space="preserve"> в AW с ключевыми метриками</w:t>
       </w:r>
     </w:p>
     <w:p>
@@ -1693,7 +1667,7 @@
           <w:szCs w:val="18"/>
           <w:lang w:val="ru-RU"/>
         </w:rPr>
-        <w:t>2024</w:t>
+        <w:t>2023</w:t>
       </w:r>
       <w:r>
         <w:rPr>
@@ -1743,7 +1717,7 @@
           <w:szCs w:val="18"/>
           <w:lang w:val="ru-RU"/>
         </w:rPr>
-        <w:t>Разработка приложений в Oracle Apex</w:t>
+        <w:t>Разработал 2 приложения в Oracle Apex с нуля и доработал более 10</w:t>
       </w:r>
     </w:p>
     <w:p>
@@ -1774,7 +1748,7 @@
           <w:szCs w:val="18"/>
           <w:lang w:val="ru-RU"/>
         </w:rPr>
-        <w:t>Доработка и поддержка PL/SQL-процедур и пакетов</w:t>
+        <w:t>Доработал и поддерживал PL/SQL-процедуры и пакеты на всех слоях</w:t>
       </w:r>
     </w:p>
     <w:p>
@@ -1805,7 +1779,100 @@
           <w:szCs w:val="18"/>
           <w:lang w:val="ru-RU"/>
         </w:rPr>
-        <w:t>Администрирование репозитория BI</w:t>
+        <w:t xml:space="preserve">Администрировал репозиторий BI — добавлял атрибуты, менял фильтры и логику связи, </w:t>
+      </w:r>
+      <w:r>
+        <w:rPr>
+          <w:color w:val="4A5859"/>
+          <w:sz w:val="18"/>
+          <w:szCs w:val="18"/>
+          <w:lang w:val="ru-RU"/>
+        </w:rPr>
+        <w:t xml:space="preserve">обновлял   </w:t>
+      </w:r>
+    </w:p>
+    <w:p>
+      <w:pPr>
+        <w:ind w:left="300"/>
+        <w:rPr>
+          <w:color w:val="4A5859"/>
+          <w:sz w:val="18"/>
+          <w:szCs w:val="18"/>
+          <w:lang w:val="ru-RU"/>
+        </w:rPr>
+      </w:pPr>
+      <w:r>
+        <w:rPr>
+          <w:color w:val="4A5859"/>
+          <w:sz w:val="18"/>
+          <w:szCs w:val="18"/>
+        </w:rPr>
+        <w:t xml:space="preserve">- </w:t>
+      </w:r>
+      <w:r>
+        <w:rPr>
+          <w:color w:val="4A5859"/>
+          <w:sz w:val="18"/>
+          <w:szCs w:val="18"/>
+          <w:lang w:val="ru-RU"/>
+        </w:rPr>
+        <w:t xml:space="preserve">Администрировал репозиторий BI — добавлял атрибуты, менял фильтры и логику связи, </w:t>
+      </w:r>
+      <w:r>
+        <w:rPr>
+          <w:color w:val="4A5859"/>
+          <w:sz w:val="18"/>
+          <w:szCs w:val="18"/>
+          <w:lang w:val="ru-RU"/>
+        </w:rPr>
+        <w:t>обновлял</w:t>
+      </w:r>
+      <w:r>
+        <w:rPr>
+          <w:color w:val="4A5859"/>
+          <w:sz w:val="18"/>
+          <w:szCs w:val="18"/>
+        </w:rPr>
+        <w:t xml:space="preserve"> </w:t>
+      </w:r>
+      <w:r>
+        <w:rPr>
+          <w:color w:val="4A5859"/>
+          <w:sz w:val="18"/>
+          <w:szCs w:val="18"/>
+          <w:lang w:val="ru-RU"/>
+        </w:rPr>
+        <w:t>метаданные и схему.</w:t>
+      </w:r>
+    </w:p>
+    <w:p>
+      <w:pPr>
+        <w:ind w:left="300"/>
+        <w:rPr>
+          <w:b/>
+          <w:color w:val="4A5859"/>
+          <w:sz w:val="18"/>
+          <w:szCs w:val="18"/>
+          <w:lang w:val="ru-RU"/>
+        </w:rPr>
+      </w:pPr>
+      <w:r>
+        <w:rPr>
+          <w:color w:val="4A5859"/>
+          <w:sz w:val="18"/>
+          <w:szCs w:val="18"/>
+          <w:lang w:val="ru-RU"/>
+        </w:rPr>
+        <w:t xml:space="preserve">- </w:t>
+      </w:r>
+      <w:r>
+        <w:rPr>
+          <w:color w:val="4A5859"/>
+          <w:sz w:val="18"/>
+          <w:szCs w:val="18"/>
+          <w:lang w:val="ru-RU"/>
+        </w:rPr>
+        <w:t>Разработал 30+ сценариев ODI для переключения загрузки данных на HTTP API</w:t>
       </w:r>
     </w:p>
     <w:p>
@@ -1833,7 +1900,7 @@
           <w:szCs w:val="18"/>
           <w:lang w:val="ru-RU"/>
         </w:rPr>
-        <w:t>Написание ЧТЗ для разработки и доработки аналитических витрин</w:t>
+        <w:t>Правил ЧТЗ после доработок аналитических витрин</w:t>
       </w:r>
     </w:p>
     <w:p>
@@ -1961,6 +2028,71 @@
     </w:p>
     <w:p>
       <w:pPr>
+        <w:ind w:left="300"/>
+        <w:rPr>
+          <w:color w:val="4A5859"/>
+          <w:sz w:val="18"/>
+          <w:szCs w:val="18"/>
+          <w:lang w:val="ru-RU"/>
+        </w:rPr>
+      </w:pPr>
+      <w:r>
+        <w:rPr>
+          <w:color w:val="4A5859"/>
+          <w:sz w:val="18"/>
+          <w:szCs w:val="18"/>
+        </w:rPr>
+        <w:t xml:space="preserve">- </w:t>
+      </w:r>
+      <w:r>
+        <w:rPr>
+          <w:color w:val="4A5859"/>
+          <w:sz w:val="18"/>
+          <w:szCs w:val="18"/>
+          <w:lang w:val="ru-RU"/>
+        </w:rPr>
+        <w:t xml:space="preserve">Подготовил данные и правил пайплайны признаков для 3 ML-моделей(кредитный скоринг, сегментация клиентов,  Прогноз объёма кредитования) интегрированных в отчётность Oracle MIS. </w:t>
+      </w:r>
+    </w:p>
+    <w:p>
+      <w:pPr>
+        <w:ind w:left="300"/>
+        <w:rPr>
+          <w:color w:val="4A5859"/>
+          <w:sz w:val="18"/>
+          <w:szCs w:val="18"/>
+          <w:lang w:val="ru-RU"/>
+        </w:rPr>
+      </w:pPr>
+      <w:r>
+        <w:rPr>
+          <w:color w:val="4A5859"/>
+          <w:sz w:val="18"/>
+          <w:szCs w:val="18"/>
+        </w:rPr>
+        <w:t xml:space="preserve">- </w:t>
+      </w:r>
+      <w:r>
+        <w:rPr>
+          <w:color w:val="4A5859"/>
+          <w:sz w:val="18"/>
+          <w:szCs w:val="18"/>
+          <w:lang w:val="ru-RU"/>
+        </w:rPr>
+        <w:t>Автоматизировал расчёт ML-метрик для 3 моделей: ROC-AUC скоринга — 0.78, silhouette сегментации — 0.45, MAPE прогноза объёма — 8%</w:t>
+      </w:r>
+      <w:r>
+        <w:rPr>
+          <w:color w:val="4A5859"/>
+          <w:sz w:val="18"/>
+          <w:szCs w:val="18"/>
+          <w:lang w:val="ru-RU"/>
+        </w:rPr>
+        <w:t xml:space="preserve">. </w:t>
+      </w:r>
+    </w:p>
+    <w:p>
+      <w:pPr>
         <w:rPr>
           <w:color w:val="4A5859"/>
           <w:sz w:val="18"/>
@@ -1987,43 +2119,37 @@
           <w:szCs w:val="18"/>
           <w:lang w:val="ru-RU"/>
         </w:rPr>
-        <w:t>Подготовка и преобразование данных для ML-моделей</w:t>
-      </w:r>
-      <w:r>
-        <w:rPr>
-          <w:color w:val="4A5859"/>
-          <w:sz w:val="18"/>
-          <w:szCs w:val="18"/>
-          <w:lang w:val="ru-RU"/>
-        </w:rPr>
-        <w:t xml:space="preserve">, </w:t>
-      </w:r>
-      <w:r>
-        <w:rPr>
-          <w:color w:val="4A5859"/>
-          <w:sz w:val="18"/>
-          <w:szCs w:val="18"/>
-          <w:lang w:val="ru-RU"/>
-        </w:rPr>
-        <w:t>Feature Engineering</w:t>
-      </w:r>
-    </w:p>
-    <w:p>
-      <w:pPr>
-        <w:rPr>
-          <w:color w:val="4A5859"/>
-          <w:sz w:val="18"/>
-          <w:szCs w:val="18"/>
-          <w:lang w:val="ru-RU"/>
-        </w:rPr>
-      </w:pPr>
-      <w:r>
-        <w:rPr>
-          <w:color w:val="4A5859"/>
-          <w:sz w:val="18"/>
-          <w:szCs w:val="18"/>
-          <w:lang w:val="ru-RU"/>
-        </w:rPr>
+        <w:t>Интегрировал резуль</w:t>
+      </w:r>
+      <w:bookmarkStart w:id="0" w:name="_GoBack"/>
+      <w:bookmarkEnd w:id="0"/>
+      <w:r>
+        <w:rPr>
+          <w:color w:val="4A5859"/>
+          <w:sz w:val="18"/>
+          <w:szCs w:val="18"/>
+          <w:lang w:val="ru-RU"/>
+        </w:rPr>
+        <w:t>таты моделей в Oracle MIS</w:t>
+      </w:r>
+    </w:p>
+    <w:p>
+      <w:pPr>
+        <w:rPr>
+          <w:color w:val="4A5859"/>
+          <w:sz w:val="18"/>
+          <w:szCs w:val="18"/>
+          <w:lang w:val="ru-RU"/>
+        </w:rPr>
+      </w:pPr>
+      <w:r>
+        <w:rPr>
+          <w:color w:val="4A5859"/>
+          <w:sz w:val="18"/>
+          <w:szCs w:val="18"/>
+          <w:lang w:val="ru-RU"/>
+        </w:rPr>
+        <w:lastRenderedPageBreak/>
         <w:t xml:space="preserve">      -</w:t>
       </w:r>
       <w:r>
@@ -2036,132 +2162,8 @@
           <w:szCs w:val="18"/>
           <w:lang w:val="ru-RU"/>
         </w:rPr>
-        <w:t xml:space="preserve">Разработка пайплайнов </w:t>
-      </w:r>
-      <w:r>
-        <w:rPr>
-          <w:color w:val="4A5859"/>
-          <w:sz w:val="18"/>
-          <w:szCs w:val="18"/>
-          <w:lang w:val="ru-RU"/>
-        </w:rPr>
-        <w:t>признаков на базе Oracle-витрин</w:t>
-      </w:r>
-    </w:p>
-    <w:p>
-      <w:pPr>
-        <w:rPr>
-          <w:color w:val="4A5859"/>
-          <w:sz w:val="18"/>
-          <w:szCs w:val="18"/>
-          <w:lang w:val="ru-RU"/>
-        </w:rPr>
-      </w:pPr>
-      <w:r>
-        <w:rPr>
-          <w:color w:val="4A5859"/>
-          <w:sz w:val="18"/>
-          <w:szCs w:val="18"/>
-          <w:lang w:val="ru-RU"/>
-        </w:rPr>
-        <w:t xml:space="preserve">      -</w:t>
-      </w:r>
-      <w:r>
-        <w:t xml:space="preserve"> </w:t>
-      </w:r>
-      <w:r>
-        <w:rPr>
-          <w:color w:val="4A5859"/>
-          <w:sz w:val="18"/>
-          <w:szCs w:val="18"/>
-          <w:lang w:val="ru-RU"/>
-        </w:rPr>
-        <w:t>Автоматизация расчёта ML-метрик</w:t>
-      </w:r>
-    </w:p>
-    <w:p>
-      <w:pPr>
-        <w:rPr>
-          <w:color w:val="4A5859"/>
-          <w:sz w:val="18"/>
-          <w:szCs w:val="18"/>
-          <w:lang w:val="ru-RU"/>
-        </w:rPr>
-      </w:pPr>
-      <w:r>
-        <w:rPr>
-          <w:color w:val="4A5859"/>
-          <w:sz w:val="18"/>
-          <w:szCs w:val="18"/>
-          <w:lang w:val="ru-RU"/>
-        </w:rPr>
-        <w:t xml:space="preserve">      - </w:t>
-      </w:r>
-      <w:r>
-        <w:rPr>
-          <w:color w:val="4A5859"/>
-          <w:sz w:val="18"/>
-          <w:szCs w:val="18"/>
-          <w:lang w:val="ru-RU"/>
-        </w:rPr>
-        <w:t>Интеграция результатов моделей в отчётность Oracle</w:t>
-      </w:r>
-      <w:r>
-        <w:rPr>
-          <w:color w:val="4A5859"/>
-          <w:sz w:val="18"/>
-          <w:szCs w:val="18"/>
-          <w:lang w:val="ru-RU"/>
-        </w:rPr>
-        <w:t xml:space="preserve"> </w:t>
-      </w:r>
-      <w:r>
-        <w:rPr>
-          <w:color w:val="4A5859"/>
-          <w:sz w:val="18"/>
-          <w:szCs w:val="18"/>
-          <w:lang w:val="en-US"/>
-        </w:rPr>
-        <w:t>MIS</w:t>
-      </w:r>
-    </w:p>
-    <w:p>
-      <w:pPr>
-        <w:rPr>
-          <w:color w:val="4A5859"/>
-          <w:sz w:val="18"/>
-          <w:szCs w:val="18"/>
-          <w:lang w:val="ru-RU"/>
-        </w:rPr>
-      </w:pPr>
-      <w:r>
-        <w:rPr>
-          <w:color w:val="4A5859"/>
-          <w:sz w:val="18"/>
-          <w:szCs w:val="18"/>
-          <w:lang w:val="ru-RU"/>
-        </w:rPr>
-        <w:t xml:space="preserve">      - </w:t>
-      </w:r>
-      <w:r>
-        <w:rPr>
-          <w:color w:val="4A5859"/>
-          <w:sz w:val="18"/>
-          <w:szCs w:val="18"/>
-          <w:lang w:val="ru-RU"/>
-        </w:rPr>
-        <w:t>Написание ЧТЗ на разработку ML-пайплайнов</w:t>
-      </w:r>
-    </w:p>
-    <w:p>
-      <w:pPr>
-        <w:rPr>
-          <w:color w:val="4A5859"/>
-          <w:sz w:val="18"/>
-          <w:szCs w:val="18"/>
-          <w:lang w:val="ru-RU"/>
-        </w:rPr>
-      </w:pPr>
+        <w:t>Актуализировал ЧТЗ на ML-пайплайны по мере доработок</w:t>
+      </w:r>
     </w:p>
     <w:p>
       <w:pPr>
@@ -2298,7 +2300,6 @@
           <w:sz w:val="24"/>
           <w:szCs w:val="24"/>
         </w:rPr>
-        <w:lastRenderedPageBreak/>
         <w:t>Образование</w:t>
       </w:r>
     </w:p>
@@ -2351,7 +2352,7 @@
           <w:szCs w:val="18"/>
           <w:lang w:val="ru-RU"/>
         </w:rPr>
-        <w:t>21</w:t>
+        <w:t>20</w:t>
       </w:r>
       <w:r>
         <w:rPr>
@@ -2394,7 +2395,7 @@
           <w:szCs w:val="18"/>
           <w:lang w:val="ru-RU"/>
         </w:rPr>
-        <w:t>6</w:t>
+        <w:t>4</w:t>
       </w:r>
       <w:r>
         <w:rPr>
@@ -2443,8 +2444,6 @@
         </w:rPr>
         <w:t>Высшее</w:t>
       </w:r>
-      <w:bookmarkStart w:id="0" w:name="_GoBack"/>
-      <w:bookmarkEnd w:id="0"/>
     </w:p>
     <w:sectPr>
       <w:pgSz w:w="11909" w:h="16834"/>
@@ -3122,6 +3121,7 @@
   <w:style w:type="paragraph" w:default="1" w:styleId="Normal">
     <w:name w:val="Normal"/>
     <w:qFormat/>
+    <w:rsid w:val="00A86E70"/>
   </w:style>
   <w:style w:type="paragraph" w:styleId="Heading1">
     <w:name w:val="heading 1"/>
@@ -3344,6 +3344,17 @@
     <w:rPr>
       <w:i/>
       <w:iCs/>
+    </w:rPr>
+  </w:style>
+  <w:style w:type="character" w:styleId="Hyperlink">
+    <w:name w:val="Hyperlink"/>
+    <w:basedOn w:val="DefaultParagraphFont"/>
+    <w:uiPriority w:val="99"/>
+    <w:unhideWhenUsed/>
+    <w:rsid w:val="00C63F78"/>
+    <w:rPr>
+      <w:color w:val="0000FF" w:themeColor="hyperlink"/>
+      <w:u w:val="single"/>
     </w:rPr>
   </w:style>
 </w:styles>
